--- a/ecoservizi/Supporto Presidia/02_Supporto/02_Template/14_ Schede prodotti chimici /brillantante.docx
+++ b/ecoservizi/Supporto Presidia/02_Supporto/02_Template/14_ Schede prodotti chimici /brillantante.docx
@@ -1,6 +1,6 @@
 
 <file path=word/document.xml><?xml version="1.0" encoding="utf-8"?>
-<w:document xmlns:wpc="http://schemas.microsoft.com/office/word/2010/wordprocessingCanvas" xmlns:cx="http://schemas.microsoft.com/office/drawing/2014/chartex" xmlns:cx1="http://schemas.microsoft.com/office/drawing/2015/9/8/chartex" xmlns:cx2="http://schemas.microsoft.com/office/drawing/2015/10/21/chartex" xmlns:cx3="http://schemas.microsoft.com/office/drawing/2016/5/9/chartex" xmlns:cx4="http://schemas.microsoft.com/office/drawing/2016/5/10/chartex" xmlns:cx5="http://schemas.microsoft.com/office/drawing/2016/5/11/chartex" xmlns:cx6="http://schemas.microsoft.com/office/drawing/2016/5/12/chartex" xmlns:cx7="http://schemas.microsoft.com/office/drawing/2016/5/13/chartex" xmlns:cx8="http://schemas.microsoft.com/office/drawing/2016/5/14/chartex" xmlns:mc="http://schemas.openxmlformats.org/markup-compatibility/2006" xmlns:aink="http://schemas.microsoft.com/office/drawing/2016/ink" xmlns:am3d="http://schemas.microsoft.com/office/drawing/2017/model3d" xmlns:o="urn:schemas-microsoft-com:office:office" xmlns:oel="http://schemas.microsoft.com/office/2019/extlst" xmlns:r="http://schemas.openxmlformats.org/officeDocument/2006/relationships" xmlns:m="http://schemas.openxmlformats.org/officeDocument/2006/math" xmlns:v="urn:schemas-microsoft-com:vml" xmlns:wp14="http://schemas.microsoft.com/office/word/2010/wordprocessingDrawing" xmlns:wp="http://schemas.openxmlformats.org/drawingml/2006/wordprocessingDrawing" xmlns:w10="urn:schemas-microsoft-com:office:word" xmlns:w="http://schemas.openxmlformats.org/wordprocessingml/2006/main" xmlns:w14="http://schemas.microsoft.com/office/word/2010/wordml" xmlns:w15="http://schemas.microsoft.com/office/word/2012/wordml" xmlns:w16cex="http://schemas.microsoft.com/office/word/2018/wordml/cex" xmlns:w16cid="http://schemas.microsoft.com/office/word/2016/wordml/cid" xmlns:w16="http://schemas.microsoft.com/office/word/2018/wordml" xmlns:w16du="http://schemas.microsoft.com/office/word/2023/wordml/word16du" xmlns:w16sdtdh="http://schemas.microsoft.com/office/word/2020/wordml/sdtdatahash" xmlns:w16se="http://schemas.microsoft.com/office/word/2015/wordml/symex" xmlns:wpg="http://schemas.microsoft.com/office/word/2010/wordprocessingGroup" xmlns:wpi="http://schemas.microsoft.com/office/word/2010/wordprocessingInk" xmlns:wne="http://schemas.microsoft.com/office/word/2006/wordml" xmlns:wps="http://schemas.microsoft.com/office/word/2010/wordprocessingShape" mc:Ignorable="w14 w15 w16se w16cid w16 w16cex w16sdtdh w16du wp14">
+<w:document xmlns:wpc="http://schemas.microsoft.com/office/word/2010/wordprocessingCanvas" xmlns:cx="http://schemas.microsoft.com/office/drawing/2014/chartex" xmlns:cx1="http://schemas.microsoft.com/office/drawing/2015/9/8/chartex" xmlns:cx2="http://schemas.microsoft.com/office/drawing/2015/10/21/chartex" xmlns:cx3="http://schemas.microsoft.com/office/drawing/2016/5/9/chartex" xmlns:cx4="http://schemas.microsoft.com/office/drawing/2016/5/10/chartex" xmlns:cx5="http://schemas.microsoft.com/office/drawing/2016/5/11/chartex" xmlns:cx6="http://schemas.microsoft.com/office/drawing/2016/5/12/chartex" xmlns:cx7="http://schemas.microsoft.com/office/drawing/2016/5/13/chartex" xmlns:cx8="http://schemas.microsoft.com/office/drawing/2016/5/14/chartex" xmlns:mc="http://schemas.openxmlformats.org/markup-compatibility/2006" xmlns:aink="http://schemas.microsoft.com/office/drawing/2016/ink" xmlns:am3d="http://schemas.microsoft.com/office/drawing/2017/model3d" xmlns:o="urn:schemas-microsoft-com:office:office" xmlns:oel="http://schemas.microsoft.com/office/2019/extlst" xmlns:r="http://schemas.openxmlformats.org/officeDocument/2006/relationships" xmlns:m="http://schemas.openxmlformats.org/officeDocument/2006/math" xmlns:v="urn:schemas-microsoft-com:vml" xmlns:wp14="http://schemas.microsoft.com/office/word/2010/wordprocessingDrawing" xmlns:wp="http://schemas.openxmlformats.org/drawingml/2006/wordprocessingDrawing" xmlns:w10="urn:schemas-microsoft-com:office:word" xmlns:w="http://schemas.openxmlformats.org/wordprocessingml/2006/main" xmlns:w14="http://schemas.microsoft.com/office/word/2010/wordml" xmlns:w15="http://schemas.microsoft.com/office/word/2012/wordml" xmlns:w16cex="http://schemas.microsoft.com/office/word/2018/wordml/cex" xmlns:w16cid="http://schemas.microsoft.com/office/word/2016/wordml/cid" xmlns:w16="http://schemas.microsoft.com/office/word/2018/wordml" xmlns:w16du="http://schemas.microsoft.com/office/word/2023/wordml/word16du" xmlns:w16sdtdh="http://schemas.microsoft.com/office/word/2020/wordml/sdtdatahash" xmlns:w16sdtfl="http://schemas.microsoft.com/office/word/2024/wordml/sdtformatlock" xmlns:w16se="http://schemas.microsoft.com/office/word/2015/wordml/symex" xmlns:wpg="http://schemas.microsoft.com/office/word/2010/wordprocessingGroup" xmlns:wpi="http://schemas.microsoft.com/office/word/2010/wordprocessingInk" xmlns:wne="http://schemas.microsoft.com/office/word/2006/wordml" xmlns:wps="http://schemas.microsoft.com/office/word/2010/wordprocessingShape" mc:Ignorable="w14 w15 w16se w16cid w16 w16cex w16sdtdh w16sdtfl w16du wp14">
   <w:body>
     <w:tbl>
       <w:tblPr>
@@ -1302,15 +1302,6 @@
                 <w:szCs w:val="20"/>
               </w:rPr>
             </w:pPr>
-            <w:r>
-              <w:rPr>
-                <w:rFonts w:ascii="Aptos" w:hAnsi="Aptos"/>
-                <w:b/>
-                <w:sz w:val="20"/>
-                <w:szCs w:val="20"/>
-              </w:rPr>
-              <w:t>TLV – IBE</w:t>
-            </w:r>
           </w:p>
         </w:tc>
       </w:tr>
@@ -1341,56 +1332,7 @@
                 <w:sz w:val="16"/>
                 <w:szCs w:val="16"/>
               </w:rPr>
-              <w:fldChar w:fldCharType="begin">
-                <w:ffData>
-                  <w:name w:val=""/>
-                  <w:enabled/>
-                  <w:calcOnExit w:val="0"/>
-                  <w:checkBox>
-                    <w:sizeAuto/>
-                    <w:default w:val="1"/>
-                  </w:checkBox>
-                </w:ffData>
-              </w:fldChar>
-            </w:r>
-            <w:r>
-              <w:rPr>
-                <w:rFonts w:ascii="Aptos" w:hAnsi="Aptos"/>
-                <w:sz w:val="16"/>
-                <w:szCs w:val="16"/>
-              </w:rPr>
-              <w:instrText xml:space="preserve"> FORMCHECKBOX </w:instrText>
-            </w:r>
-            <w:r>
-              <w:rPr>
-                <w:rFonts w:ascii="Aptos" w:hAnsi="Aptos"/>
-                <w:sz w:val="16"/>
-                <w:szCs w:val="16"/>
-              </w:rPr>
-            </w:r>
-            <w:r>
-              <w:rPr>
-                <w:rFonts w:ascii="Aptos" w:hAnsi="Aptos"/>
-                <w:sz w:val="16"/>
-                <w:szCs w:val="16"/>
-              </w:rPr>
-              <w:fldChar w:fldCharType="separate"/>
-            </w:r>
-            <w:r>
-              <w:rPr>
-                <w:rFonts w:ascii="Aptos" w:hAnsi="Aptos"/>
-                <w:sz w:val="16"/>
-                <w:szCs w:val="16"/>
-              </w:rPr>
-              <w:fldChar w:fldCharType="end"/>
-            </w:r>
-            <w:r>
-              <w:rPr>
-                <w:rFonts w:ascii="Aptos" w:hAnsi="Aptos"/>
-                <w:sz w:val="16"/>
-                <w:szCs w:val="16"/>
-              </w:rPr>
-              <w:t xml:space="preserve"> Tensioattivi non ionici</w:t>
+              <w:t>Vedi SDS</w:t>
             </w:r>
           </w:p>
         </w:tc>
@@ -4446,15 +4388,24 @@
                 <w:sz w:val="16"/>
                 <w:szCs w:val="16"/>
               </w:rPr>
-              <w:t>EN 166</w:t>
-            </w:r>
-            <w:r>
-              <w:rPr>
-                <w:rFonts w:ascii="Aptos" w:hAnsi="Aptos"/>
-                <w:sz w:val="16"/>
-                <w:szCs w:val="16"/>
-              </w:rPr>
-              <w:t xml:space="preserve"> Occhiali EN 166 con protezioni laterali</w:t>
+              <w:t>UNI EN ISO 16321</w:t>
+            </w:r>
+            <w:r>
+              <w:rPr>
+                <w:rFonts w:ascii="Aptos" w:hAnsi="Aptos"/>
+                <w:b/>
+                <w:sz w:val="16"/>
+                <w:szCs w:val="16"/>
+              </w:rPr>
+              <w:t xml:space="preserve"> </w:t>
+            </w:r>
+            <w:r>
+              <w:rPr>
+                <w:rFonts w:ascii="Aptos" w:hAnsi="Aptos"/>
+                <w:sz w:val="16"/>
+                <w:szCs w:val="16"/>
+              </w:rPr>
+              <w:t>Occhiali con protezioni laterali</w:t>
             </w:r>
           </w:p>
           <w:p>
@@ -4849,7 +4800,15 @@
                 <w:sz w:val="16"/>
                 <w:szCs w:val="16"/>
               </w:rPr>
-              <w:t xml:space="preserve"> Maschera antigas EN 141</w:t>
+              <w:t xml:space="preserve"> Maschera antigas </w:t>
+            </w:r>
+            <w:r>
+              <w:rPr>
+                <w:rFonts w:ascii="Aptos" w:hAnsi="Aptos"/>
+                <w:sz w:val="16"/>
+                <w:szCs w:val="16"/>
+              </w:rPr>
+              <w:t>UNI EN 14387</w:t>
             </w:r>
           </w:p>
           <w:p>
@@ -5087,26 +5046,17 @@
                 <w:sz w:val="16"/>
                 <w:szCs w:val="16"/>
               </w:rPr>
-              <w:t xml:space="preserve">Indumenti EN 14325 </w:t>
-            </w:r>
-            <w:r>
-              <w:rPr>
-                <w:rFonts w:ascii="Aptos" w:hAnsi="Aptos"/>
-                <w:sz w:val="16"/>
-                <w:szCs w:val="16"/>
-              </w:rPr>
-              <w:t xml:space="preserve">Indossare indumenti che garantiscano una protezione totale per la pelle, es. in cotone, gomma, PVC o </w:t>
-            </w:r>
-            <w:proofErr w:type="spellStart"/>
-            <w:r>
-              <w:rPr>
-                <w:rFonts w:ascii="Aptos" w:hAnsi="Aptos"/>
-                <w:sz w:val="16"/>
-                <w:szCs w:val="16"/>
-              </w:rPr>
-              <w:t>viton</w:t>
-            </w:r>
-            <w:proofErr w:type="spellEnd"/>
+              <w:t xml:space="preserve">Indumenti </w:t>
+            </w:r>
+            <w:r>
+              <w:rPr>
+                <w:rFonts w:ascii="Aptos" w:hAnsi="Aptos"/>
+                <w:b/>
+                <w:sz w:val="16"/>
+                <w:szCs w:val="16"/>
+              </w:rPr>
+              <w:t>UNI EN 13034</w:t>
+            </w:r>
           </w:p>
         </w:tc>
       </w:tr>
@@ -5123,7 +5073,7 @@
 </file>
 
 <file path=word/styles.xml><?xml version="1.0" encoding="utf-8"?>
-<w:styles xmlns:mc="http://schemas.openxmlformats.org/markup-compatibility/2006" xmlns:r="http://schemas.openxmlformats.org/officeDocument/2006/relationships" xmlns:w="http://schemas.openxmlformats.org/wordprocessingml/2006/main" xmlns:w14="http://schemas.microsoft.com/office/word/2010/wordml" xmlns:w15="http://schemas.microsoft.com/office/word/2012/wordml" xmlns:w16cex="http://schemas.microsoft.com/office/word/2018/wordml/cex" xmlns:w16cid="http://schemas.microsoft.com/office/word/2016/wordml/cid" xmlns:w16="http://schemas.microsoft.com/office/word/2018/wordml" xmlns:w16du="http://schemas.microsoft.com/office/word/2023/wordml/word16du" xmlns:w16sdtdh="http://schemas.microsoft.com/office/word/2020/wordml/sdtdatahash" xmlns:w16se="http://schemas.microsoft.com/office/word/2015/wordml/symex" mc:Ignorable="w14 w15 w16se w16cid w16 w16cex w16sdtdh w16du">
+<w:styles xmlns:mc="http://schemas.openxmlformats.org/markup-compatibility/2006" xmlns:r="http://schemas.openxmlformats.org/officeDocument/2006/relationships" xmlns:w="http://schemas.openxmlformats.org/wordprocessingml/2006/main" xmlns:w14="http://schemas.microsoft.com/office/word/2010/wordml" xmlns:w15="http://schemas.microsoft.com/office/word/2012/wordml" xmlns:w16cex="http://schemas.microsoft.com/office/word/2018/wordml/cex" xmlns:w16cid="http://schemas.microsoft.com/office/word/2016/wordml/cid" xmlns:w16="http://schemas.microsoft.com/office/word/2018/wordml" xmlns:w16du="http://schemas.microsoft.com/office/word/2023/wordml/word16du" xmlns:w16sdtdh="http://schemas.microsoft.com/office/word/2020/wordml/sdtdatahash" xmlns:w16sdtfl="http://schemas.microsoft.com/office/word/2024/wordml/sdtformatlock" xmlns:w16se="http://schemas.microsoft.com/office/word/2015/wordml/symex" mc:Ignorable="w14 w15 w16se w16cid w16 w16cex w16sdtdh w16sdtfl w16du">
   <w:docDefaults>
     <w:rPrDefault>
       <w:rPr>
